--- a/抽離教學_數學/額外評核任務/額外評核/額外評核_初三數學_W05_一元二次方程概念與三種解法_學生卷.docx
+++ b/抽離教學_數學/額外評核任務/額外評核/額外評核_初三數學_W05_一元二次方程概念與三種解法_學生卷.docx
@@ -78,7 +78,7 @@
           </w:tcPr>
           <w:p>
             <w:pPr>
-              <w:spacing w:line="360" w:lineRule="auto" w:after="80"/>
+              <w:spacing w:line="360" w:lineRule="auto" w:after="0"/>
               <w:jc w:val="left"/>
             </w:pPr>
             <w:r>
@@ -132,7 +132,7 @@
           </w:p>
           <w:p>
             <w:pPr>
-              <w:spacing w:line="360" w:lineRule="auto" w:after="80"/>
+              <w:spacing w:line="360" w:lineRule="auto" w:after="0"/>
               <w:ind w:left="300"/>
               <w:jc w:val="left"/>
             </w:pPr>
@@ -147,9 +147,10 @@
           </w:p>
           <w:p>
             <w:pPr>
-              <w:spacing w:line="300" w:lineRule="auto" w:before="60" w:after="0"/>
+              <w:spacing w:line="300" w:lineRule="auto" w:before="40" w:after="0"/>
               <w:pBdr>
                 <w:bottom w:val="single" w:sz="5" w:space="4" w:color="AAAAAA"/>
+                <w:between w:val="single" w:sz="5" w:space="0" w:color="AAAAAA"/>
               </w:pBdr>
             </w:pPr>
             <w:r>
@@ -170,9 +171,10 @@
           </w:p>
           <w:p>
             <w:pPr>
-              <w:spacing w:line="300" w:lineRule="auto" w:before="60" w:after="0"/>
+              <w:spacing w:line="300" w:lineRule="auto" w:before="40" w:after="0"/>
               <w:pBdr>
                 <w:bottom w:val="single" w:sz="5" w:space="4" w:color="AAAAAA"/>
+                <w:between w:val="single" w:sz="5" w:space="0" w:color="AAAAAA"/>
               </w:pBdr>
             </w:pPr>
             <w:r>
@@ -196,12 +198,12 @@
     </w:tbl>
     <w:p>
       <w:pPr>
-        <w:spacing w:line="120" w:lineRule="auto" w:before="0" w:after="0"/>
+        <w:spacing w:line="100" w:lineRule="auto" w:before="0" w:after="0"/>
       </w:pPr>
       <w:r>
         <w:rPr>
-          <w:sz w:val="8"/>
-          <w:szCs w:val="8"/>
+          <w:sz w:val="4"/>
+          <w:szCs w:val="4"/>
         </w:rPr>
         <w:t xml:space="preserve"> </w:t>
       </w:r>
@@ -233,7 +235,7 @@
           </w:tcPr>
           <w:p>
             <w:pPr>
-              <w:spacing w:line="360" w:lineRule="auto" w:after="80"/>
+              <w:spacing w:line="360" w:lineRule="auto" w:after="0"/>
               <w:jc w:val="left"/>
             </w:pPr>
             <w:r>
@@ -287,7 +289,7 @@
           </w:p>
           <w:p>
             <w:pPr>
-              <w:spacing w:line="360" w:lineRule="auto" w:after="80"/>
+              <w:spacing w:line="360" w:lineRule="auto" w:after="0"/>
               <w:ind w:left="300"/>
               <w:jc w:val="left"/>
             </w:pPr>
@@ -406,7 +408,7 @@
           </w:p>
           <w:p>
             <w:pPr>
-              <w:spacing w:line="360" w:lineRule="auto" w:after="80"/>
+              <w:spacing w:line="360" w:lineRule="auto" w:after="0"/>
               <w:ind w:left="300"/>
               <w:jc w:val="left"/>
             </w:pPr>
@@ -477,9 +479,10 @@
           </w:p>
           <w:p>
             <w:pPr>
-              <w:spacing w:line="300" w:lineRule="auto" w:before="60" w:after="0"/>
+              <w:spacing w:line="300" w:lineRule="auto" w:before="40" w:after="0"/>
               <w:pBdr>
                 <w:bottom w:val="single" w:sz="5" w:space="4" w:color="AAAAAA"/>
+                <w:between w:val="single" w:sz="5" w:space="0" w:color="AAAAAA"/>
               </w:pBdr>
             </w:pPr>
             <w:r>
@@ -500,9 +503,10 @@
           </w:p>
           <w:p>
             <w:pPr>
-              <w:spacing w:line="300" w:lineRule="auto" w:before="60" w:after="0"/>
+              <w:spacing w:line="300" w:lineRule="auto" w:before="40" w:after="0"/>
               <w:pBdr>
                 <w:bottom w:val="single" w:sz="5" w:space="4" w:color="AAAAAA"/>
+                <w:between w:val="single" w:sz="5" w:space="0" w:color="AAAAAA"/>
               </w:pBdr>
             </w:pPr>
             <w:r>
@@ -526,12 +530,12 @@
     </w:tbl>
     <w:p>
       <w:pPr>
-        <w:spacing w:line="120" w:lineRule="auto" w:before="0" w:after="0"/>
+        <w:spacing w:line="100" w:lineRule="auto" w:before="0" w:after="0"/>
       </w:pPr>
       <w:r>
         <w:rPr>
-          <w:sz w:val="8"/>
-          <w:szCs w:val="8"/>
+          <w:sz w:val="4"/>
+          <w:szCs w:val="4"/>
         </w:rPr>
         <w:t xml:space="preserve"> </w:t>
       </w:r>
@@ -563,7 +567,7 @@
           </w:tcPr>
           <w:p>
             <w:pPr>
-              <w:spacing w:line="360" w:lineRule="auto" w:after="80"/>
+              <w:spacing w:line="360" w:lineRule="auto" w:after="0"/>
               <w:jc w:val="left"/>
             </w:pPr>
             <w:r>
@@ -633,9 +637,10 @@
           </w:p>
           <w:p>
             <w:pPr>
-              <w:spacing w:line="300" w:lineRule="auto" w:before="60" w:after="0"/>
+              <w:spacing w:line="300" w:lineRule="auto" w:before="40" w:after="0"/>
               <w:pBdr>
                 <w:bottom w:val="single" w:sz="5" w:space="4" w:color="AAAAAA"/>
+                <w:between w:val="single" w:sz="5" w:space="0" w:color="AAAAAA"/>
               </w:pBdr>
             </w:pPr>
             <w:r>
@@ -659,12 +664,12 @@
     </w:tbl>
     <w:p>
       <w:pPr>
-        <w:spacing w:line="120" w:lineRule="auto" w:before="0" w:after="0"/>
+        <w:spacing w:line="100" w:lineRule="auto" w:before="0" w:after="0"/>
       </w:pPr>
       <w:r>
         <w:rPr>
-          <w:sz w:val="8"/>
-          <w:szCs w:val="8"/>
+          <w:sz w:val="4"/>
+          <w:szCs w:val="4"/>
         </w:rPr>
         <w:t xml:space="preserve"> </w:t>
       </w:r>
@@ -696,7 +701,7 @@
           </w:tcPr>
           <w:p>
             <w:pPr>
-              <w:spacing w:line="360" w:lineRule="auto" w:after="80"/>
+              <w:spacing w:line="360" w:lineRule="auto" w:after="0"/>
               <w:jc w:val="left"/>
             </w:pPr>
             <w:r>
@@ -828,9 +833,10 @@
           </w:p>
           <w:p>
             <w:pPr>
-              <w:spacing w:line="300" w:lineRule="auto" w:before="60" w:after="0"/>
+              <w:spacing w:line="300" w:lineRule="auto" w:before="40" w:after="0"/>
               <w:pBdr>
                 <w:bottom w:val="single" w:sz="5" w:space="4" w:color="AAAAAA"/>
+                <w:between w:val="single" w:sz="5" w:space="0" w:color="AAAAAA"/>
               </w:pBdr>
             </w:pPr>
             <w:r>
@@ -851,9 +857,10 @@
           </w:p>
           <w:p>
             <w:pPr>
-              <w:spacing w:line="300" w:lineRule="auto" w:before="60" w:after="0"/>
+              <w:spacing w:line="300" w:lineRule="auto" w:before="40" w:after="0"/>
               <w:pBdr>
                 <w:bottom w:val="single" w:sz="5" w:space="4" w:color="AAAAAA"/>
+                <w:between w:val="single" w:sz="5" w:space="0" w:color="AAAAAA"/>
               </w:pBdr>
             </w:pPr>
             <w:r>
@@ -866,9 +873,10 @@
           </w:p>
           <w:p>
             <w:pPr>
-              <w:spacing w:line="300" w:lineRule="auto" w:before="60" w:after="0"/>
+              <w:spacing w:line="300" w:lineRule="auto" w:before="40" w:after="0"/>
               <w:pBdr>
                 <w:bottom w:val="single" w:sz="5" w:space="4" w:color="AAAAAA"/>
+                <w:between w:val="single" w:sz="5" w:space="0" w:color="AAAAAA"/>
               </w:pBdr>
             </w:pPr>
             <w:r>
@@ -892,12 +900,12 @@
     </w:tbl>
     <w:p>
       <w:pPr>
-        <w:spacing w:line="120" w:lineRule="auto" w:before="0" w:after="0"/>
+        <w:spacing w:line="100" w:lineRule="auto" w:before="0" w:after="0"/>
       </w:pPr>
       <w:r>
         <w:rPr>
-          <w:sz w:val="8"/>
-          <w:szCs w:val="8"/>
+          <w:sz w:val="4"/>
+          <w:szCs w:val="4"/>
         </w:rPr>
         <w:t xml:space="preserve"> </w:t>
       </w:r>
@@ -929,7 +937,7 @@
           </w:tcPr>
           <w:p>
             <w:pPr>
-              <w:spacing w:line="360" w:lineRule="auto" w:after="80"/>
+              <w:spacing w:line="360" w:lineRule="auto" w:after="0"/>
               <w:jc w:val="left"/>
             </w:pPr>
             <w:r>
@@ -1025,9 +1033,10 @@
           </w:p>
           <w:p>
             <w:pPr>
-              <w:spacing w:line="300" w:lineRule="auto" w:before="60" w:after="0"/>
+              <w:spacing w:line="300" w:lineRule="auto" w:before="40" w:after="0"/>
               <w:pBdr>
                 <w:bottom w:val="single" w:sz="5" w:space="4" w:color="AAAAAA"/>
+                <w:between w:val="single" w:sz="5" w:space="0" w:color="AAAAAA"/>
               </w:pBdr>
             </w:pPr>
             <w:r>
@@ -1048,9 +1057,10 @@
           </w:p>
           <w:p>
             <w:pPr>
-              <w:spacing w:line="300" w:lineRule="auto" w:before="60" w:after="0"/>
+              <w:spacing w:line="300" w:lineRule="auto" w:before="40" w:after="0"/>
               <w:pBdr>
                 <w:bottom w:val="single" w:sz="5" w:space="4" w:color="AAAAAA"/>
+                <w:between w:val="single" w:sz="5" w:space="0" w:color="AAAAAA"/>
               </w:pBdr>
             </w:pPr>
             <w:r>
@@ -1063,9 +1073,10 @@
           </w:p>
           <w:p>
             <w:pPr>
-              <w:spacing w:line="300" w:lineRule="auto" w:before="60" w:after="0"/>
+              <w:spacing w:line="300" w:lineRule="auto" w:before="40" w:after="0"/>
               <w:pBdr>
                 <w:bottom w:val="single" w:sz="5" w:space="4" w:color="AAAAAA"/>
+                <w:between w:val="single" w:sz="5" w:space="0" w:color="AAAAAA"/>
               </w:pBdr>
             </w:pPr>
             <w:r>
